--- a/docs/practice/Практика_1_Источники.docx
+++ b/docs/practice/Практика_1_Источники.docx
@@ -222,14 +222,10 @@
     </w:p>
     <w:p>
       <w:pPr>
+        <w:pStyle w:val="Heading1"/>
         <w:pageBreakBefore w:val="0"/>
-        <w:ind w:firstLine="0"/>
-        <w:jc w:val="center"/>
       </w:pPr>
       <w:r>
-        <w:rPr>
-          <w:b/>
-        </w:rPr>
         <w:t>Методология поиска</w:t>
       </w:r>
     </w:p>
@@ -271,14 +267,10 @@
     </w:p>
     <w:p>
       <w:pPr>
+        <w:pStyle w:val="Heading1"/>
         <w:pageBreakBefore w:val="0"/>
-        <w:ind w:firstLine="0"/>
-        <w:jc w:val="center"/>
       </w:pPr>
       <w:r>
-        <w:rPr>
-          <w:b/>
-        </w:rPr>
         <w:t>Аналитический обзор (SOTA, кратко)</w:t>
       </w:r>
     </w:p>
@@ -337,14 +329,10 @@
     </w:p>
     <w:p>
       <w:pPr>
+        <w:pStyle w:val="Heading1"/>
         <w:pageBreakBefore w:val="0"/>
-        <w:ind w:firstLine="0"/>
-        <w:jc w:val="center"/>
       </w:pPr>
       <w:r>
-        <w:rPr>
-          <w:b/>
-        </w:rPr>
         <w:t>1. Нейросетевая/LLM-генерация поэзии</w:t>
       </w:r>
     </w:p>
@@ -422,14 +410,10 @@
     </w:p>
     <w:p>
       <w:pPr>
+        <w:pStyle w:val="Heading1"/>
         <w:pageBreakBefore w:val="0"/>
-        <w:ind w:firstLine="0"/>
-        <w:jc w:val="center"/>
       </w:pPr>
       <w:r>
-        <w:rPr>
-          <w:b/>
-        </w:rPr>
         <w:t>2. Русскоязычные LLM</w:t>
       </w:r>
     </w:p>
@@ -507,14 +491,10 @@
     </w:p>
     <w:p>
       <w:pPr>
+        <w:pStyle w:val="Heading1"/>
         <w:pageBreakBefore w:val="0"/>
-        <w:ind w:firstLine="0"/>
-        <w:jc w:val="center"/>
       </w:pPr>
       <w:r>
-        <w:rPr>
-          <w:b/>
-        </w:rPr>
         <w:t>3. Автоматический анализ стиха: метр, ударение, рифма</w:t>
       </w:r>
     </w:p>
@@ -592,14 +572,10 @@
     </w:p>
     <w:p>
       <w:pPr>
+        <w:pStyle w:val="Heading1"/>
         <w:pageBreakBefore w:val="0"/>
-        <w:ind w:firstLine="0"/>
-        <w:jc w:val="center"/>
       </w:pPr>
       <w:r>
-        <w:rPr>
-          <w:b/>
-        </w:rPr>
         <w:t>4. Контролируемая/ограниченная генерация</w:t>
       </w:r>
     </w:p>
@@ -659,14 +635,10 @@
     </w:p>
     <w:p>
       <w:pPr>
+        <w:pStyle w:val="Heading1"/>
         <w:pageBreakBefore w:val="0"/>
-        <w:ind w:firstLine="0"/>
-        <w:jc w:val="center"/>
       </w:pPr>
       <w:r>
-        <w:rPr>
-          <w:b/>
-        </w:rPr>
         <w:t>5. RLHF и RL с вознаграждением для генерации</w:t>
       </w:r>
     </w:p>
@@ -717,14 +689,10 @@
     </w:p>
     <w:p>
       <w:pPr>
+        <w:pStyle w:val="Heading1"/>
         <w:pageBreakBefore w:val="0"/>
-        <w:ind w:firstLine="0"/>
-        <w:jc w:val="center"/>
       </w:pPr>
       <w:r>
-        <w:rPr>
-          <w:b/>
-        </w:rPr>
         <w:t>6. Оценка генерируемой поэзии (метрики, human eval)</w:t>
       </w:r>
     </w:p>
@@ -784,14 +752,10 @@
     </w:p>
     <w:p>
       <w:pPr>
+        <w:pStyle w:val="Heading1"/>
         <w:pageBreakBefore w:val="0"/>
-        <w:ind w:firstLine="0"/>
-        <w:jc w:val="center"/>
       </w:pPr>
       <w:r>
-        <w:rPr>
-          <w:b/>
-        </w:rPr>
         <w:t>7. Датасеты/корпуса (детально — см. 03_data.md (03_data.md))</w:t>
       </w:r>
     </w:p>
@@ -814,14 +778,10 @@
     </w:p>
     <w:p>
       <w:pPr>
+        <w:pStyle w:val="Heading1"/>
         <w:pageBreakBefore w:val="0"/>
-        <w:ind w:firstLine="0"/>
-        <w:jc w:val="center"/>
       </w:pPr>
       <w:r>
-        <w:rPr>
-          <w:b/>
-        </w:rPr>
         <w:t>Регистрация на eLibrary и оформление по ГОСТ</w:t>
       </w:r>
     </w:p>
@@ -1369,7 +1329,7 @@
       <w:b/>
       <w:bCs/>
       <w:color w:val="000000"/>
-      <w:sz w:val="28"/>
+      <w:sz w:val="32"/>
       <w:szCs w:val="28"/>
     </w:rPr>
   </w:style>

--- a/docs/practice/Практика_1_Источники.docx
+++ b/docs/practice/Практика_1_Источники.docx
@@ -1325,7 +1325,7 @@
       <w:outlineLvl w:val="0"/>
     </w:pPr>
     <w:rPr>
-      <w:rFonts w:asciiTheme="majorHAnsi" w:eastAsiaTheme="majorEastAsia" w:hAnsiTheme="majorHAnsi" w:cstheme="majorBidi" w:ascii="Times New Roman" w:hAnsi="Times New Roman" w:eastAsia="Times New Roman"/>
+      <w:rFonts w:ascii="Times New Roman" w:hAnsi="Times New Roman" w:eastAsia="Times New Roman" w:cs="Times New Roman"/>
       <w:b/>
       <w:bCs/>
       <w:color w:val="000000"/>
@@ -1351,7 +1351,7 @@
       <w:outlineLvl w:val="1"/>
     </w:pPr>
     <w:rPr>
-      <w:rFonts w:asciiTheme="majorHAnsi" w:eastAsiaTheme="majorEastAsia" w:hAnsiTheme="majorHAnsi" w:cstheme="majorBidi" w:ascii="Times New Roman" w:hAnsi="Times New Roman" w:eastAsia="Times New Roman"/>
+      <w:rFonts w:ascii="Times New Roman" w:hAnsi="Times New Roman" w:eastAsia="Times New Roman" w:cs="Times New Roman"/>
       <w:b/>
       <w:bCs/>
       <w:color w:val="000000"/>
